--- a/projects/TRD-EHR/paper1-trd-prediction/parts/manuscript/04-methods.docx
+++ b/projects/TRD-EHR/paper1-trd-prediction/parts/manuscript/04-methods.docx
@@ -2,7 +2,7 @@
 <file path=word/document.xml><?xml version="1.0" encoding="utf-8"?>
 <w:document xmlns:w="http://schemas.openxmlformats.org/wordprocessingml/2006/main" xmlns:m="http://schemas.openxmlformats.org/officeDocument/2006/math" xmlns:r="http://schemas.openxmlformats.org/officeDocument/2006/relationships" xmlns:o="urn:schemas-microsoft-com:office:office" xmlns:v="urn:schemas-microsoft-com:vml" xmlns:w10="urn:schemas-microsoft-com:office:word" xmlns:a="http://schemas.openxmlformats.org/drawingml/2006/main" xmlns:pic="http://schemas.openxmlformats.org/drawingml/2006/picture" xmlns:wp="http://schemas.openxmlformats.org/drawingml/2006/wordprocessingDrawing">
   <w:body>
-    <w:bookmarkStart w:id="19" w:name="_methods"/>
+    <w:bookmarkStart w:id="30" w:name="methods"/>
     <w:p>
       <w:pPr>
         <w:pStyle w:val="Heading1"/>
@@ -11,7 +11,7 @@
         <w:t xml:space="preserve">Methods</w:t>
       </w:r>
     </w:p>
-    <w:bookmarkStart w:id="9" w:name="_49e275e0513b8e1e92cbc33a2b96fdd1a4287bf"/>
+    <w:bookmarkStart w:id="20" w:name="study-design-and-data-source"/>
     <w:p>
       <w:pPr>
         <w:pStyle w:val="Heading2"/>
@@ -36,8 +36,8 @@
         <w:t xml:space="preserve">We used data version DV260629v1 and patient version PV260710v1, extracted on June 29, 2026, and processed on July 10, 2026. Index dates spanned 2013–2025. Evaluation used a random internal split from the same source and period. Source definitions and sampling details are provided in Multimedia Appendix 1, sections M1–M2. We used TRIPOD+AI to guide reporting [19].</w:t>
       </w:r>
     </w:p>
-    <w:bookmarkEnd w:id="9"/>
-    <w:bookmarkStart w:id="13" w:name="_f2dd39f973457dd42f3db9d2cfa3214359c7119"/>
+    <w:bookmarkEnd w:id="20"/>
+    <w:bookmarkStart w:id="24" w:name="participants-and-prediction-time"/>
     <w:p>
       <w:pPr>
         <w:pStyle w:val="Heading2"/>
@@ -71,18 +71,18 @@
           <wp:inline>
             <wp:extent cx="5486400" cy="2560320"/>
             <wp:effectExtent b="0" l="0" r="0" t="0"/>
-            <wp:docPr descr="" title="" id="11" name="Picture"/>
+            <wp:docPr descr="" title="" id="22" name="Picture"/>
             <a:graphic>
               <a:graphicData uri="http://schemas.openxmlformats.org/drawingml/2006/picture">
                 <pic:pic>
                   <pic:nvPicPr>
-                    <pic:cNvPr descr="/Users/mikeyferguson/Developer/Atlas/.claude/worktrees/wf_ac3faf7c-0a3-1/research/TRD-EHR/exports/results/Qwen-Qwen3-Embedding-8B/google_medgemma-27b-text-it/time_zero_timeline.png" id="12" name="Picture"/>
+                    <pic:cNvPr descr="../results/Qwen-Qwen3-Embedding-8B/google_medgemma-27b-text-it/time_zero_timeline.png" id="23" name="Picture"/>
                     <pic:cNvPicPr>
                       <a:picLocks noChangeArrowheads="1" noChangeAspect="1"/>
                     </pic:cNvPicPr>
                   </pic:nvPicPr>
                   <pic:blipFill>
-                    <a:blip r:embed="rId10"/>
+                    <a:blip r:embed="rId21"/>
                     <a:stretch>
                       <a:fillRect/>
                     </a:stretch>
@@ -137,8 +137,8 @@
         <w:t xml:space="preserve">Prediction time and observation windows. The index is the earliest antidepressant prescription on or after the first recorded depression diagnosis. Clinical content comes from the preceding 730 days through the index date. Total recorded pre-index history length is a separate duration predictor and can exceed this window. The subsequent 365 days establish follow-up eligibility and the treatment-switching outcome. For 25,645 of the 42,579 patients (60.2%, 95% CI 59.8–60.7), the index prescription was written on the same day as the first depression diagnosis. EHR: electronic health record; MDD: major depressive disorder; TRD: treatment-resistant depression proxy.</w:t>
       </w:r>
     </w:p>
-    <w:bookmarkEnd w:id="13"/>
-    <w:bookmarkStart w:id="14" w:name="_outcome"/>
+    <w:bookmarkEnd w:id="24"/>
+    <w:bookmarkStart w:id="25" w:name="outcome"/>
     <w:p>
       <w:pPr>
         <w:pStyle w:val="Heading2"/>
@@ -175,8 +175,8 @@
         <w:t xml:space="preserve">rather than TRD.</w:t>
       </w:r>
     </w:p>
-    <w:bookmarkEnd w:id="14"/>
-    <w:bookmarkStart w:id="15" w:name="_bc2ecf9ae28c51bfb04f261c78498a3323eb498"/>
+    <w:bookmarkEnd w:id="25"/>
+    <w:bookmarkStart w:id="26" w:name="patient-representations-and-missing-data"/>
     <w:p>
       <w:pPr>
         <w:pStyle w:val="Heading2"/>
@@ -209,8 +209,8 @@
         <w:t xml:space="preserve">The pipelines differed in information content. Narratives retained vital signs, individual medication names, index dates, sexual orientation, and finer sociodemographic categories; FEATURE included total recorded history length, which the narratives omitted. Missing vital signs were excluded from FEATURE, and no statistical imputation was used in the primary analysis. Missing categorical information was represented explicitly, although some narrative fields retained raw missing-value tokens. Encoding rules, the predictor inventory, example narratives, and the field crosswalk are provided in Multimedia Appendix 1, sections M4–M6, S5, and S10.</w:t>
       </w:r>
     </w:p>
-    <w:bookmarkEnd w:id="15"/>
-    <w:bookmarkStart w:id="16" w:name="_5f61c62670e39b803565c99f58f9215be61faf5"/>
+    <w:bookmarkEnd w:id="26"/>
+    <w:bookmarkStart w:id="27" w:name="model-development-and-evaluation"/>
     <w:p>
       <w:pPr>
         <w:pStyle w:val="Heading2"/>
@@ -243,8 +243,8 @@
         <w:t xml:space="preserve">95% CIs came from resampling the test patients with replacement (the bootstrap). A difference between 2 models used the same resampled patients for both, which is called a paired bootstrap. We compared the representations in 2 ways. First, each classifier on embeddings was compared with the same classifier on feature vectors. Second, the best embedded model was compared with the best feature-vector model. Those 2 models were picked after seeing their test results, so the second comparison was not planned in advance. We set no margin for calling 2 models equivalent, so an interval that includes zero means no difference was found, not that the models are the same. Sensitivity and specificity at the threshold that maximized their sum in the test patients are given in Multimedia Appendix 1, section S12, as descriptions only.</w:t>
       </w:r>
     </w:p>
-    <w:bookmarkEnd w:id="16"/>
-    <w:bookmarkStart w:id="17" w:name="_cc823ed83dc5ec31f8d38080373b9a0a736c5b0"/>
+    <w:bookmarkEnd w:id="27"/>
+    <w:bookmarkStart w:id="28" w:name="supporting-analyses"/>
     <w:p>
       <w:pPr>
         <w:pStyle w:val="Heading2"/>
@@ -1214,11 +1214,11 @@
         <w:pStyle w:val="BodyText"/>
       </w:pPr>
       <w:r>
-        <w:t xml:space="preserve">Additional analyses examined encoder robustness, model dimensionality, record length, and subgroup performance. Subgroup comparisons used held-out predictions without refitting and Benjamini–Hochberg adjustment across 240 contrasts. Full methods and results appear in Multimedia Appendix 1. All random processes were seeded; analyses used Python, scikit-learn, XGBoost, and sentence-transformers [22,26,27].</w:t>
-      </w:r>
-    </w:p>
-    <w:bookmarkEnd w:id="17"/>
-    <w:bookmarkStart w:id="18" w:name="_2167f12c33b4c5bf55da6a4c284c297820adfc8"/>
+        <w:t xml:space="preserve">Additional analyses examined encoder robustness, model dimensionality, record length, and subgroup performance. Subgroup comparisons, for the primary encoder, used held-out predictions without refitting and Benjamini–Hochberg adjustment across 240 contrasts. Full methods and results appear in Multimedia Appendix 1. All random processes were seeded; analyses used Python, scikit-learn, XGBoost, and sentence-transformers [22,26,27].</w:t>
+      </w:r>
+    </w:p>
+    <w:bookmarkEnd w:id="28"/>
+    <w:bookmarkStart w:id="29" w:name="ethical-considerations"/>
     <w:p>
       <w:pPr>
         <w:pStyle w:val="Heading2"/>
@@ -1235,8 +1235,8 @@
         <w:t xml:space="preserve">We analyzed deidentified secondary records without direct identifiers. No institutional review board review or consent waiver was obtained because the study was considered not to involve human participants. All analytic computation, including embedding, ran on local institutional hardware; patient-level analytic data were not transmitted to external services. No patients or members of the public participated in the design, conduct, or reporting of the study.</w:t>
       </w:r>
     </w:p>
-    <w:bookmarkEnd w:id="18"/>
-    <w:bookmarkEnd w:id="19"/>
+    <w:bookmarkEnd w:id="29"/>
+    <w:bookmarkEnd w:id="30"/>
     <w:sectPr>
       <w:pgSz w:h="15840" w:w="12240"/>
       <w:pgMar w:bottom="1440" w:footer="708" w:gutter="0" w:header="708" w:left="1800" w:right="1800" w:top="1440"/>

--- a/projects/TRD-EHR/paper1-trd-prediction/parts/manuscript/04-methods.docx
+++ b/projects/TRD-EHR/paper1-trd-prediction/parts/manuscript/04-methods.docx
@@ -33,7 +33,7 @@
         <w:pStyle w:val="BodyText"/>
       </w:pPr>
       <w:r>
-        <w:t xml:space="preserve">We used data version DV260629v1 and patient version PV260710v1, extracted on June 29, 2026, and processed on July 10, 2026. Index dates spanned 2013–2025. Evaluation used a random internal split from the same source and period. Source definitions and sampling details are provided in Multimedia Appendix 1, sections M1–M2. We used TRIPOD+AI to guide reporting [19].</w:t>
+        <w:t xml:space="preserve">We used data version DV260629v1 and patient version PV260710v1, extracted on June 29, 2026, and processed on July 10, 2026. Index dates spanned 2013–2025. Evaluation used a random internal split from the same source and period. Source definitions and sampling details are in Multimedia Appendix 1, sections M1–M2. We used TRIPOD+AI to guide reporting [19].</w:t>
       </w:r>
     </w:p>
     <w:bookmarkEnd w:id="20"/>
@@ -198,7 +198,7 @@
         <w:pStyle w:val="BodyText"/>
       </w:pPr>
       <w:r>
-        <w:t xml:space="preserve">For the embedded representation (EMBEDDED), fixed rules converted structured fields into Markdown narratives. No generative model wrote the narratives, preserving traceability to the source fields [21]. We evaluated bge-small-en-v1.5, bge-en-icl, Qwen3-Embedding-4B, and Qwen3-Embedding-8B; the last was the primary encoder [22-25].</w:t>
+        <w:t xml:space="preserve">For the embedded representation (EMBEDDED), fixed rules converted structured fields into Markdown narratives. No generative model wrote the narratives, preserving traceability to the source fields [21]. We evaluated bge-small-en-v1.5, bge-en-icl, Qwen3-Embedding-4B, and Qwen3-Embedding-8B [22-25]. Results that name no encoder are for Qwen3-Embedding-8B.</w:t>
       </w:r>
     </w:p>
     <w:p>
@@ -1206,7 +1206,7 @@
         <w:t xml:space="preserve"> </w:t>
       </w:r>
       <w:r>
-        <w:t xml:space="preserve">is a sharpening exponent. Plain cosine similarity is Equation 1 with raw embeddings and equal weights. Neighbors were chosen in 2 ways, nearest and random. Random retrieval averaged the outcomes of k training patients drawn at random, with equal weights, in 1,000 seeded draws; its interval is the 2.5th to 97.5th percentile across draws. Both were scored at every k from 1 to all 34,063 training patients, nearest retrieval under α = 1, 2, and 5. Each retrieval arm, the 2 nearest-neighbor metrics and random retrieval, therefore yields a curve over k, not a value at one k. Apart from those curves, every performance value reported for a retrieval arm is at that arm’s best k, the k with the highest ROC AUC in the test patients, except where a fixed k is named. That includes ROC curves, confusion matrices, maxima, and the AUPRC, Brier and calibration summaries. Because that k was chosen on the test patients, these values are optimistic. Details appear in Multimedia Appendix 1, sections M10–M12 and S6.</w:t>
+        <w:t xml:space="preserve">is a sharpening exponent. Plain cosine similarity is Equation 1 with raw embeddings and equal weights. Neighbors were chosen in 2 ways, nearest and random. Random retrieval averaged the outcomes of k training patients drawn at random, with equal weights, in 1,000 seeded draws; its interval is the 2.5th to 97.5th percentile across draws. Both were scored at every k from 1 to all 34,063 training patients, nearest retrieval under α = 1, 2, and 5. Each retrieval arm therefore yields a curve over k, not a value at one k. Apart from those curves, every performance value reported for a retrieval arm is at that arm’s best k, the k with the highest ROC AUC in the test patients, except where a fixed k is named. That includes ROC curves, confusion matrices, maxima, and the AUPRC, Brier and calibration summaries. Because that k was chosen on the test patients, these values are optimistic. Details appear in Multimedia Appendix 1, sections M10–M12 and S6.</w:t>
       </w:r>
     </w:p>
     <w:p>
@@ -1214,7 +1214,7 @@
         <w:pStyle w:val="BodyText"/>
       </w:pPr>
       <w:r>
-        <w:t xml:space="preserve">Additional analyses examined encoder robustness, model dimensionality, record length, and subgroup performance. Subgroup comparisons, for the primary encoder, used held-out predictions without refitting and Benjamini–Hochberg adjustment across 240 contrasts. Full methods and results appear in Multimedia Appendix 1. All random processes were seeded; analyses used Python, scikit-learn, XGBoost, and sentence-transformers [22,26,27].</w:t>
+        <w:t xml:space="preserve">Additional analyses examined encoder robustness, model dimensionality, record length, and subgroup performance. Subgroup comparisons, for Qwen3-Embedding-8B, used held-out predictions without refitting and Benjamini–Hochberg adjustment across 240 contrasts. Full methods and results appear in Multimedia Appendix 1. All random processes were seeded; analyses used Python, scikit-learn, XGBoost, and sentence-transformers [22,26,27].</w:t>
       </w:r>
     </w:p>
     <w:bookmarkEnd w:id="28"/>
